--- a/word_reports/LP_0146_위치_229_Frank Mills_Music Box Dan.docx
+++ b/word_reports/LP_0146_위치_229_Frank Mills_Music Box Dan.docx
@@ -4,7 +4,7 @@
   <w:body>
     <w:p>
       <w:pPr>
-        <w:spacing w:after="280"/>
+        <w:spacing w:after="80"/>
       </w:pPr>
       <w:r>
         <w:rPr w:rFonts="맑은 고딕">
@@ -13,94 +13,47 @@
           <w:color w:val="1E3A8A"/>
           <w:sz w:val="30"/>
         </w:rPr>
-        <w:t>[229] Frank Mills - Music Box Dancer</w:t>
+        <w:t>Frank Mills (프랭크 밀스) - Music Box Dancer</w:t>
       </w:r>
     </w:p>
     <w:p>
       <w:pPr>
-        <w:spacing w:after="320"/>
+        <w:spacing w:after="240"/>
       </w:pPr>
       <w:r>
         <w:rPr w:rFonts="맑은 고딕">
           <w:rFonts w:ascii="맑은 고딕" w:hAnsi="맑은 고딕" w:eastAsia="맑은 고딕"/>
           <w:b/>
-          <w:sz w:val="20"/>
+          <w:color w:val="4B5563"/>
+          <w:sz w:val="22"/>
         </w:rPr>
-        <w:t>■ 위치 : 229</w:t>
-        <w:br/>
-      </w:r>
-      <w:r>
-        <w:rPr w:rFonts="맑은 고딕">
-          <w:rFonts w:ascii="맑은 고딕" w:hAnsi="맑은 고딕" w:eastAsia="맑은 고딕"/>
-          <w:b/>
-          <w:sz w:val="20"/>
-        </w:rPr>
-        <w:t>■ 아티스트 : Frank Mills</w:t>
-        <w:br/>
-      </w:r>
-      <w:r>
-        <w:rPr w:rFonts="맑은 고딕">
-          <w:rFonts w:ascii="맑은 고딕" w:hAnsi="맑은 고딕" w:eastAsia="맑은 고딕"/>
-          <w:b/>
-          <w:sz w:val="20"/>
-        </w:rPr>
-        <w:t>■ 앨범명 : Music Box Dancer</w:t>
-        <w:br/>
-      </w:r>
-      <w:r>
-        <w:rPr w:rFonts="맑은 고딕">
-          <w:rFonts w:ascii="맑은 고딕" w:hAnsi="맑은 고딕" w:eastAsia="맑은 고딕"/>
-          <w:b w:val="0"/>
-          <w:sz w:val="20"/>
-        </w:rPr>
-        <w:t>■ 음반 레이블 : Polydor (폴리도르)</w:t>
-        <w:br/>
-      </w:r>
-      <w:r>
-        <w:rPr w:rFonts="맑은 고딕">
-          <w:rFonts w:ascii="맑은 고딕" w:hAnsi="맑은 고딕" w:eastAsia="맑은 고딕"/>
-          <w:b w:val="0"/>
-          <w:sz w:val="20"/>
-        </w:rPr>
-        <w:t>■ 발매년도 : 1978</w:t>
-        <w:br/>
-      </w:r>
-      <w:r>
-        <w:rPr w:rFonts="맑은 고딕">
-          <w:rFonts w:ascii="맑은 고딕" w:hAnsi="맑은 고딕" w:eastAsia="맑은 고딕"/>
-          <w:b w:val="0"/>
-          <w:sz w:val="20"/>
-        </w:rPr>
-        <w:t>■ 장르 : 이지 리스닝 (Easy Listening), 인스트루멘털 팝 (Instrumental Pop)</w:t>
-        <w:br/>
-      </w:r>
-      <w:r>
-        <w:rPr w:rFonts="맑은 고딕">
-          <w:rFonts w:ascii="맑은 고딕" w:hAnsi="맑은 고딕" w:eastAsia="맑은 고딕"/>
-          <w:b w:val="0"/>
-          <w:sz w:val="20"/>
-        </w:rPr>
-        <w:t>■ 주요 수록곡 : 1. Music Box Dancer</w:t>
-        <w:br/>
+        <w:t>위치 :  229</w:t>
       </w:r>
     </w:p>
     <w:p>
       <w:pPr>
-        <w:spacing w:after="160"/>
+        <w:spacing w:line="324" w:lineRule="auto" w:before="80" w:after="160"/>
       </w:pPr>
       <w:r>
         <w:rPr w:rFonts="맑은 고딕">
           <w:rFonts w:ascii="맑은 고딕" w:hAnsi="맑은 고딕" w:eastAsia="맑은 고딕"/>
           <w:b/>
           <w:color w:val="1F2937"/>
-          <w:sz w:val="24"/>
+          <w:sz w:val="22"/>
         </w:rPr>
-        <w:t>■ 음반 해설 및 감상 가이드</w:t>
+        <w:t xml:space="preserve">[음반 소개] </w:t>
+      </w:r>
+      <w:r>
+        <w:rPr w:rFonts="맑은 고딕">
+          <w:rFonts w:ascii="맑은 고딕" w:hAnsi="맑은 고딕" w:eastAsia="맑은 고딕"/>
+          <w:b w:val="0"/>
+          <w:sz w:val="21"/>
+        </w:rPr>
       </w:r>
     </w:p>
     <w:p>
       <w:pPr>
-        <w:spacing w:line="312" w:lineRule="auto" w:after="120"/>
+        <w:spacing w:line="324" w:lineRule="auto" w:after="120"/>
       </w:pPr>
       <w:r>
         <w:rPr w:rFonts="맑은 고딕">
@@ -108,51 +61,608 @@
           <w:b w:val="0"/>
           <w:sz w:val="21"/>
         </w:rPr>
-        <w:t>캐나다 출신의 피아니스트이자 작곡가 프랭크 밀스(Frank Mills)의 대표작인 《Music Box Dancer》는 1970년대 후반 전 세계를 사로잡은 이지 리스닝 음악의 금자탑입니다. 본래 1974년에 처음 녹음되었으나 당시에 큰 주목을 받지 못하다가, 캐나다의 한 라디오 방송국에서 실수로 B면에 실린 곡을 틀면서 우연히 폭발적인 반응을 얻게 되었습니다. 이후 1978년 폴리도르 레이블을 통해 정식으로 재발매되어 빌보드 차트 상위권을 휩쓸었고, 가사가 없는 순수 연주곡으로서는 이례적으로 세계적인 팝 히트를 기록한 역사적인 음반입니다.</w:t>
+        <w:t>프랭크 밀스의 영롱한 타건이 빚어낸 [Music Box Dancer]는 메마른 일상에 동화 같은 순수함과 낭만을 불어넣는 불멸의 팝 연주 음악 클래식입니다. 맑고 투명하게 흩어지는 오르골 소리를 닮은 피아노 선율은 세대와 장르의 경계를 넘어 전 세계인의 마음속에 서정적인 노스탤지어를 아로새겼습니다. 소박하지만 결코 가볍지 않은 음악적 품격으로 당대 경음악의 정점을 보여준 이 음반은, 시대를 초월하여 우리의 가장 아름다웠던 시절의 기억을 조용히 소환해 냅니다.</w:t>
       </w:r>
     </w:p>
     <w:p>
       <w:pPr>
-        <w:spacing w:line="312" w:lineRule="auto" w:after="120"/>
+        <w:spacing w:line="324" w:lineRule="auto" w:before="200" w:after="80"/>
       </w:pPr>
+      <w:r>
+        <w:rPr w:rFonts="맑은 고딕">
+          <w:rFonts w:ascii="맑은 고딕" w:hAnsi="맑은 고딕" w:eastAsia="맑은 고딕"/>
+          <w:b/>
+          <w:color w:val="1E3A8A"/>
+          <w:sz w:val="24"/>
+        </w:rPr>
+        <w:t>1. 음반 데이터</w:t>
+      </w:r>
+    </w:p>
+    <w:p>
+      <w:pPr>
+        <w:spacing w:line="324" w:lineRule="auto" w:after="80"/>
+      </w:pPr>
+      <w:r>
+        <w:rPr w:rFonts="맑은 고딕">
+          <w:rFonts w:ascii="맑은 고딕" w:hAnsi="맑은 고딕" w:eastAsia="맑은 고딕"/>
+          <w:b w:val="0"/>
+          <w:color w:val="6B7280"/>
+          <w:sz w:val="21"/>
+        </w:rPr>
+        <w:t xml:space="preserve">· </w:t>
+      </w:r>
+      <w:r>
+        <w:rPr w:rFonts="맑은 고딕">
+          <w:rFonts w:ascii="맑은 고딕" w:hAnsi="맑은 고딕" w:eastAsia="맑은 고딕"/>
+          <w:b/>
+          <w:color w:val="1F2937"/>
+          <w:sz w:val="21"/>
+        </w:rPr>
+        <w:t xml:space="preserve">앨범명: </w:t>
+      </w:r>
       <w:r>
         <w:rPr w:rFonts="맑은 고딕">
           <w:rFonts w:ascii="맑은 고딕" w:hAnsi="맑은 고딕" w:eastAsia="맑은 고딕"/>
           <w:b w:val="0"/>
           <w:sz w:val="21"/>
         </w:rPr>
-        <w:t>이 앨범의 음악적 특징은 기계식 오르골을 연상시키는 맑고 영롱한 피아노 스타카토 연주와 풍성한 팝 오케스트레이션의 완벽한 조화에 있습니다. 프랭크 밀스는 고전적인 클래식의 정갈함과 현대적인 팝 멜로디의 친근함을 섬세하게 결합해 냈습니다. 투명하게 튀어 오르는 피아노 건반 소리는 듣는 이에게 순수한 동심과 낭만적인 향수를 불러일으키며, 웅장하면서도 과하지 않은 현악 편곡은 곡 전체에 기품과 입체감을 더해줍니다.</w:t>
+        <w:t>Music Box Dancer</w:t>
       </w:r>
     </w:p>
     <w:p>
       <w:pPr>
-        <w:spacing w:line="312" w:lineRule="auto" w:after="120"/>
+        <w:spacing w:line="324" w:lineRule="auto" w:after="80"/>
       </w:pPr>
+      <w:r>
+        <w:rPr w:rFonts="맑은 고딕">
+          <w:rFonts w:ascii="맑은 고딕" w:hAnsi="맑은 고딕" w:eastAsia="맑은 고딕"/>
+          <w:b w:val="0"/>
+          <w:color w:val="6B7280"/>
+          <w:sz w:val="21"/>
+        </w:rPr>
+        <w:t xml:space="preserve">· </w:t>
+      </w:r>
+      <w:r>
+        <w:rPr w:rFonts="맑은 고딕">
+          <w:rFonts w:ascii="맑은 고딕" w:hAnsi="맑은 고딕" w:eastAsia="맑은 고딕"/>
+          <w:b/>
+          <w:color w:val="1F2937"/>
+          <w:sz w:val="21"/>
+        </w:rPr>
+        <w:t xml:space="preserve">아티스트: </w:t>
+      </w:r>
       <w:r>
         <w:rPr w:rFonts="맑은 고딕">
           <w:rFonts w:ascii="맑은 고딕" w:hAnsi="맑은 고딕" w:eastAsia="맑은 고딕"/>
           <w:b w:val="0"/>
           <w:sz w:val="21"/>
         </w:rPr>
-        <w:t>대표 타이틀곡인 'Music Box Dancer'는 한 번 들으면 잊히지 않는 중독성 있는 메인 테마와 밝고 경쾌한 리듬으로 시대를 초월한 사랑을 받고 있습니다. 또한, 또 다른 명곡 'The Poet and I'는 시적이고 아늑한 서정성이 돋보이는 트랙으로, 프랭크 밀스 특유의 낭만적인 감수성이 한층 깊게 투영되어 있습니다. 활기찬 건반 터치가 돋보이는 'Peter Piper'와 클래식 거장에 대한 오마주가 담긴 'Vivaldi's Ring' 등 수록곡 전반이 우아함과 따스함을 잃지 않는 높은 완성도를 자랑합니다.</w:t>
+        <w:t>Frank Mills (프랭크 밀스)</w:t>
       </w:r>
     </w:p>
     <w:p>
       <w:pPr>
-        <w:spacing w:line="312" w:lineRule="auto" w:after="120"/>
+        <w:spacing w:line="324" w:lineRule="auto" w:after="80"/>
       </w:pPr>
+      <w:r>
+        <w:rPr w:rFonts="맑은 고딕">
+          <w:rFonts w:ascii="맑은 고딕" w:hAnsi="맑은 고딕" w:eastAsia="맑은 고딕"/>
+          <w:b w:val="0"/>
+          <w:color w:val="6B7280"/>
+          <w:sz w:val="21"/>
+        </w:rPr>
+        <w:t xml:space="preserve">· </w:t>
+      </w:r>
+      <w:r>
+        <w:rPr w:rFonts="맑은 고딕">
+          <w:rFonts w:ascii="맑은 고딕" w:hAnsi="맑은 고딕" w:eastAsia="맑은 고딕"/>
+          <w:b/>
+          <w:color w:val="1F2937"/>
+          <w:sz w:val="21"/>
+        </w:rPr>
+        <w:t xml:space="preserve">발매 정보: </w:t>
+      </w:r>
       <w:r>
         <w:rPr w:rFonts="맑은 고딕">
           <w:rFonts w:ascii="맑은 고딕" w:hAnsi="맑은 고딕" w:eastAsia="맑은 고딕"/>
           <w:b w:val="0"/>
           <w:sz w:val="21"/>
         </w:rPr>
-        <w:t>LP 음반으로 감상하는 《Music Box Dancer》는 아날로그 특유의 따뜻하고 풍부한 질감을 통해 그 가치가 더욱 극대화됩니다. 디지털 음원에서는 느끼기 힘든 어쿠스틱 피아노의 울림과 현악 섹션의 따스한 온기가 감상자의 공간을 부드럽게 채워줍니다. 지친 일상에 편안한 휴식과 클래식한 우아함을 선사하는 이 앨범은, 이지 리스닝 애호가뿐만 아니라 모든 음악 감상자에게 시대를 넘어서는 오디오필적 즐거움을 안겨주는 명반입니다.</w:t>
+        <w:t>1974년 앨범 [The Poet and I]의 수록곡으로 출발했으나 뒤늦게 전 세계적인 라디오 전파를 타며 폭발적 반향을 일으키자, 1978년 메이저 레이블 폴리도르(Polydor)를 통해 타이틀을 전면에 내세워 정식 재발매된 기념비적 팝 연주 음반입니다.</w:t>
+      </w:r>
+    </w:p>
+    <w:p>
+      <w:pPr>
+        <w:spacing w:line="324" w:lineRule="auto" w:after="80"/>
+      </w:pPr>
+      <w:r>
+        <w:rPr w:rFonts="맑은 고딕">
+          <w:rFonts w:ascii="맑은 고딕" w:hAnsi="맑은 고딕" w:eastAsia="맑은 고딕"/>
+          <w:b w:val="0"/>
+          <w:color w:val="6B7280"/>
+          <w:sz w:val="21"/>
+        </w:rPr>
+        <w:t xml:space="preserve">· </w:t>
+      </w:r>
+      <w:r>
+        <w:rPr w:rFonts="맑은 고딕">
+          <w:rFonts w:ascii="맑은 고딕" w:hAnsi="맑은 고딕" w:eastAsia="맑은 고딕"/>
+          <w:b/>
+          <w:color w:val="1F2937"/>
+          <w:sz w:val="21"/>
+        </w:rPr>
+        <w:t xml:space="preserve">LP 인기도(판매량): </w:t>
+      </w:r>
+      <w:r>
+        <w:rPr w:rFonts="맑은 고딕">
+          <w:rFonts w:ascii="맑은 고딕" w:hAnsi="맑은 고딕" w:eastAsia="맑은 고딕"/>
+          <w:b w:val="0"/>
+          <w:sz w:val="21"/>
+        </w:rPr>
+        <w:t>타이틀곡의 전 세계적인 히트에 힘입어 미국 빌보드 앨범 차트 상위권에 오르고 RIAA 골드 및 플래티넘 인증을 획득했으며, 밀리언셀러를 넘어 전 세계적으로 수백만 장의 판매고를 올리며 연주 음반으로서는 이례적인 대중적 흥행을 기록했습니다.</w:t>
+      </w:r>
+    </w:p>
+    <w:p>
+      <w:pPr>
+        <w:spacing w:line="324" w:lineRule="auto" w:after="80"/>
+      </w:pPr>
+      <w:r>
+        <w:rPr w:rFonts="맑은 고딕">
+          <w:rFonts w:ascii="맑은 고딕" w:hAnsi="맑은 고딕" w:eastAsia="맑은 고딕"/>
+          <w:b w:val="0"/>
+          <w:color w:val="6B7280"/>
+          <w:sz w:val="21"/>
+        </w:rPr>
+        <w:t xml:space="preserve">· </w:t>
+      </w:r>
+      <w:r>
+        <w:rPr w:rFonts="맑은 고딕">
+          <w:rFonts w:ascii="맑은 고딕" w:hAnsi="맑은 고딕" w:eastAsia="맑은 고딕"/>
+          <w:b/>
+          <w:color w:val="1F2937"/>
+          <w:sz w:val="21"/>
+        </w:rPr>
+        <w:t xml:space="preserve">각종 수상경력: </w:t>
+      </w:r>
+      <w:r>
+        <w:rPr w:rFonts="맑은 고딕">
+          <w:rFonts w:ascii="맑은 고딕" w:hAnsi="맑은 고딕" w:eastAsia="맑은 고딕"/>
+          <w:b w:val="0"/>
+          <w:sz w:val="21"/>
+        </w:rPr>
+        <w:t>1980년 캐나다의 권위 있는 주노상(Juno Awards)에서 '올해의 연주자(Instrumentalist of the Year)'와 '올해의 작곡가(Composer of the Year)' 부문을 수상하였으며, 제22회 미국 그래미 어워드 '최우수 팝 연주곡' 부문에 노미네이트되어 대중성과 음악성을 공히 인정받았습니다.</w:t>
+      </w:r>
+    </w:p>
+    <w:p>
+      <w:pPr>
+        <w:spacing w:line="324" w:lineRule="auto" w:before="200" w:after="80"/>
+      </w:pPr>
+      <w:r>
+        <w:rPr w:rFonts="맑은 고딕">
+          <w:rFonts w:ascii="맑은 고딕" w:hAnsi="맑은 고딕" w:eastAsia="맑은 고딕"/>
+          <w:b/>
+          <w:color w:val="1E3A8A"/>
+          <w:sz w:val="24"/>
+        </w:rPr>
+        <w:t>2. 아티스트 정보</w:t>
+      </w:r>
+    </w:p>
+    <w:p>
+      <w:pPr>
+        <w:spacing w:line="324" w:lineRule="auto" w:after="80"/>
+      </w:pPr>
+      <w:r>
+        <w:rPr w:rFonts="맑은 고딕">
+          <w:rFonts w:ascii="맑은 고딕" w:hAnsi="맑은 고딕" w:eastAsia="맑은 고딕"/>
+          <w:b w:val="0"/>
+          <w:color w:val="6B7280"/>
+          <w:sz w:val="21"/>
+        </w:rPr>
+        <w:t xml:space="preserve">· </w:t>
+      </w:r>
+      <w:r>
+        <w:rPr w:rFonts="맑은 고딕">
+          <w:rFonts w:ascii="맑은 고딕" w:hAnsi="맑은 고딕" w:eastAsia="맑은 고딕"/>
+          <w:b/>
+          <w:color w:val="1F2937"/>
+          <w:sz w:val="21"/>
+        </w:rPr>
+        <w:t xml:space="preserve">국적: </w:t>
+      </w:r>
+      <w:r>
+        <w:rPr w:rFonts="맑은 고딕">
+          <w:rFonts w:ascii="맑은 고딕" w:hAnsi="맑은 고딕" w:eastAsia="맑은 고딕"/>
+          <w:b w:val="0"/>
+          <w:sz w:val="21"/>
+        </w:rPr>
+        <w:t>캐나다 (Canada)</w:t>
+      </w:r>
+    </w:p>
+    <w:p>
+      <w:pPr>
+        <w:spacing w:line="324" w:lineRule="auto" w:after="80"/>
+      </w:pPr>
+      <w:r>
+        <w:rPr w:rFonts="맑은 고딕">
+          <w:rFonts w:ascii="맑은 고딕" w:hAnsi="맑은 고딕" w:eastAsia="맑은 고딕"/>
+          <w:b w:val="0"/>
+          <w:color w:val="6B7280"/>
+          <w:sz w:val="21"/>
+        </w:rPr>
+        <w:t xml:space="preserve">· </w:t>
+      </w:r>
+      <w:r>
+        <w:rPr w:rFonts="맑은 고딕">
+          <w:rFonts w:ascii="맑은 고딕" w:hAnsi="맑은 고딕" w:eastAsia="맑은 고딕"/>
+          <w:b/>
+          <w:color w:val="1F2937"/>
+          <w:sz w:val="21"/>
+        </w:rPr>
+        <w:t xml:space="preserve">생몰년도: </w:t>
+      </w:r>
+      <w:r>
+        <w:rPr w:rFonts="맑은 고딕">
+          <w:rFonts w:ascii="맑은 고딕" w:hAnsi="맑은 고딕" w:eastAsia="맑은 고딕"/>
+          <w:b w:val="0"/>
+          <w:sz w:val="21"/>
+        </w:rPr>
+        <w:t>1942년 6월 27일 ~ 현재</w:t>
+      </w:r>
+    </w:p>
+    <w:p>
+      <w:pPr>
+        <w:spacing w:line="324" w:lineRule="auto" w:after="80"/>
+      </w:pPr>
+      <w:r>
+        <w:rPr w:rFonts="맑은 고딕">
+          <w:rFonts w:ascii="맑은 고딕" w:hAnsi="맑은 고딕" w:eastAsia="맑은 고딕"/>
+          <w:b w:val="0"/>
+          <w:color w:val="6B7280"/>
+          <w:sz w:val="21"/>
+        </w:rPr>
+        <w:t xml:space="preserve">· </w:t>
+      </w:r>
+      <w:r>
+        <w:rPr w:rFonts="맑은 고딕">
+          <w:rFonts w:ascii="맑은 고딕" w:hAnsi="맑은 고딕" w:eastAsia="맑은 고딕"/>
+          <w:b/>
+          <w:color w:val="1F2937"/>
+          <w:sz w:val="21"/>
+        </w:rPr>
+        <w:t xml:space="preserve">그룹 소속: </w:t>
+      </w:r>
+      <w:r>
+        <w:rPr w:rFonts="맑은 고딕">
+          <w:rFonts w:ascii="맑은 고딕" w:hAnsi="맑은 고딕" w:eastAsia="맑은 고딕"/>
+          <w:b w:val="0"/>
+          <w:sz w:val="21"/>
+        </w:rPr>
+        <w:t>솔로 (전 The Bells 멤버)</w:t>
+      </w:r>
+    </w:p>
+    <w:p>
+      <w:pPr>
+        <w:spacing w:line="324" w:lineRule="auto" w:after="80"/>
+      </w:pPr>
+      <w:r>
+        <w:rPr w:rFonts="맑은 고딕">
+          <w:rFonts w:ascii="맑은 고딕" w:hAnsi="맑은 고딕" w:eastAsia="맑은 고딕"/>
+          <w:b w:val="0"/>
+          <w:color w:val="6B7280"/>
+          <w:sz w:val="21"/>
+        </w:rPr>
+        <w:t xml:space="preserve">· </w:t>
+      </w:r>
+      <w:r>
+        <w:rPr w:rFonts="맑은 고딕">
+          <w:rFonts w:ascii="맑은 고딕" w:hAnsi="맑은 고딕" w:eastAsia="맑은 고딕"/>
+          <w:b/>
+          <w:color w:val="1F2937"/>
+          <w:sz w:val="21"/>
+        </w:rPr>
+        <w:t xml:space="preserve">아티스트 소개: </w:t>
+      </w:r>
+      <w:r>
+        <w:rPr w:rFonts="맑은 고딕">
+          <w:rFonts w:ascii="맑은 고딕" w:hAnsi="맑은 고딕" w:eastAsia="맑은 고딕"/>
+          <w:b w:val="0"/>
+          <w:sz w:val="21"/>
+        </w:rPr>
+        <w:t>팝 그룹 '더 벨스(The Bells)'의 건반 연주자로 음악 경력을 시작한 프랭크 밀스는 솔로 전향 후 피아노를 중심으로 한 감성적인 이지리스닝 사운드를 완성해 냈습니다. 클래식에 기반을 둔 정갈한 터치와 대중의 감성을 포근하게 감싸 안는 멜로디 감각을 결합하여, 20세기 후반 팝 인스트루멘털 역사에 독보적인 족적을 남긴 거장입니다.</w:t>
+      </w:r>
+    </w:p>
+    <w:p>
+      <w:pPr>
+        <w:spacing w:line="324" w:lineRule="auto" w:before="200" w:after="80"/>
+      </w:pPr>
+      <w:r>
+        <w:rPr w:rFonts="맑은 고딕">
+          <w:rFonts w:ascii="맑은 고딕" w:hAnsi="맑은 고딕" w:eastAsia="맑은 고딕"/>
+          <w:b/>
+          <w:color w:val="1E3A8A"/>
+          <w:sz w:val="24"/>
+        </w:rPr>
+        <w:t>3. 음반 상세 분석</w:t>
+      </w:r>
+    </w:p>
+    <w:p>
+      <w:pPr>
+        <w:spacing w:line="324" w:lineRule="auto" w:after="80"/>
+      </w:pPr>
+      <w:r>
+        <w:rPr w:rFonts="맑은 고딕">
+          <w:rFonts w:ascii="맑은 고딕" w:hAnsi="맑은 고딕" w:eastAsia="맑은 고딕"/>
+          <w:b w:val="0"/>
+          <w:color w:val="6B7280"/>
+          <w:sz w:val="21"/>
+        </w:rPr>
+        <w:t xml:space="preserve">· </w:t>
+      </w:r>
+      <w:r>
+        <w:rPr w:rFonts="맑은 고딕">
+          <w:rFonts w:ascii="맑은 고딕" w:hAnsi="맑은 고딕" w:eastAsia="맑은 고딕"/>
+          <w:b/>
+          <w:color w:val="1F2937"/>
+          <w:sz w:val="21"/>
+        </w:rPr>
+        <w:t xml:space="preserve">역사적 위치: </w:t>
+      </w:r>
+      <w:r>
+        <w:rPr w:rFonts="맑은 고딕">
+          <w:rFonts w:ascii="맑은 고딕" w:hAnsi="맑은 고딕" w:eastAsia="맑은 고딕"/>
+          <w:b w:val="0"/>
+          <w:sz w:val="21"/>
+        </w:rPr>
+        <w:t>신시사이저와 디스코 사운드가 지배적이던 1970년대 후반, 피아노라는 어쿠스틱 악기 본연의 맑은 울림만으로 글로벌 팝 차트를 석권한 독보적인 완성도의 앨범입니다. 기교 중심의 난해함 대신 마음을 편안하게 해주는 선율의 힘을 증명하며, 피아노 팝 연주곡이 대중문화의 중심에 설 수 있음을 입증한 음악사적 이정표입니다.</w:t>
+      </w:r>
+    </w:p>
+    <w:p>
+      <w:pPr>
+        <w:spacing w:line="324" w:lineRule="auto" w:after="80"/>
+      </w:pPr>
+      <w:r>
+        <w:rPr w:rFonts="맑은 고딕">
+          <w:rFonts w:ascii="맑은 고딕" w:hAnsi="맑은 고딕" w:eastAsia="맑은 고딕"/>
+          <w:b w:val="0"/>
+          <w:color w:val="6B7280"/>
+          <w:sz w:val="21"/>
+        </w:rPr>
+        <w:t xml:space="preserve">· </w:t>
+      </w:r>
+      <w:r>
+        <w:rPr w:rFonts="맑은 고딕">
+          <w:rFonts w:ascii="맑은 고딕" w:hAnsi="맑은 고딕" w:eastAsia="맑은 고딕"/>
+          <w:b/>
+          <w:color w:val="1F2937"/>
+          <w:sz w:val="21"/>
+        </w:rPr>
+        <w:t xml:space="preserve">시대의 흔적(스토리텔링): </w:t>
+      </w:r>
+      <w:r>
+        <w:rPr w:rFonts="맑은 고딕">
+          <w:rFonts w:ascii="맑은 고딕" w:hAnsi="맑은 고딕" w:eastAsia="맑은 고딕"/>
+          <w:b w:val="0"/>
+          <w:sz w:val="21"/>
+        </w:rPr>
+        <w:t>원래 싱글의 B사이드에 수록되어 묻힐 뻔했던 곡이 방송사 라디오 DJ의 우연한 온에어로 인해 전 세계 청취자들의 열화와 같은 요청을 받으며 역주행 신화를 쓴 드라마틱한 배경을 지니고 있습니다. 1970~80년대 국내외 라디오 시대를 관통하며 시그널 뮤직과 일상의 배경음악으로 청춘들의 곁을 지켰고, 급격한 도시화 속에서 순수함을 갈망하던 세대에게 따스한 동화적 쉼터를 제공했습니다.</w:t>
+      </w:r>
+    </w:p>
+    <w:p>
+      <w:pPr>
+        <w:spacing w:line="324" w:lineRule="auto" w:before="200" w:after="80"/>
+      </w:pPr>
+      <w:r>
+        <w:rPr w:rFonts="맑은 고딕">
+          <w:rFonts w:ascii="맑은 고딕" w:hAnsi="맑은 고딕" w:eastAsia="맑은 고딕"/>
+          <w:b/>
+          <w:color w:val="1E3A8A"/>
+          <w:sz w:val="24"/>
+        </w:rPr>
+        <w:t>4. 주요 수록곡 및 감상 제언</w:t>
+      </w:r>
+    </w:p>
+    <w:p>
+      <w:pPr>
+        <w:spacing w:line="324" w:lineRule="auto" w:after="80"/>
+      </w:pPr>
+      <w:r>
+        <w:rPr w:rFonts="맑은 고딕">
+          <w:rFonts w:ascii="맑은 고딕" w:hAnsi="맑은 고딕" w:eastAsia="맑은 고딕"/>
+          <w:b w:val="0"/>
+          <w:color w:val="6B7280"/>
+          <w:sz w:val="21"/>
+        </w:rPr>
+        <w:t xml:space="preserve">· </w:t>
+      </w:r>
+      <w:r>
+        <w:rPr w:rFonts="맑은 고딕">
+          <w:rFonts w:ascii="맑은 고딕" w:hAnsi="맑은 고딕" w:eastAsia="맑은 고딕"/>
+          <w:b/>
+          <w:color w:val="1F2937"/>
+          <w:sz w:val="21"/>
+        </w:rPr>
+        <w:t xml:space="preserve">주요 수록곡 특징: </w:t>
+      </w:r>
+      <w:r>
+        <w:rPr w:rFonts="맑은 고딕">
+          <w:rFonts w:ascii="맑은 고딕" w:hAnsi="맑은 고딕" w:eastAsia="맑은 고딕"/>
+          <w:b w:val="0"/>
+          <w:sz w:val="21"/>
+        </w:rPr>
+      </w:r>
+    </w:p>
+    <w:p>
+      <w:pPr>
+        <w:spacing w:line="324" w:lineRule="auto" w:after="80"/>
+      </w:pPr>
+      <w:r>
+        <w:rPr w:rFonts="맑은 고딕">
+          <w:rFonts w:ascii="맑은 고딕" w:hAnsi="맑은 고딕" w:eastAsia="맑은 고딕"/>
+          <w:b w:val="0"/>
+          <w:color w:val="6B7280"/>
+          <w:sz w:val="21"/>
+        </w:rPr>
+        <w:t xml:space="preserve">· </w:t>
+      </w:r>
+      <w:r>
+        <w:rPr w:rFonts="맑은 고딕">
+          <w:rFonts w:ascii="맑은 고딕" w:hAnsi="맑은 고딕" w:eastAsia="맑은 고딕"/>
+          <w:b/>
+          <w:color w:val="1F2937"/>
+          <w:sz w:val="21"/>
+        </w:rPr>
+        <w:t xml:space="preserve">"Music Box Dancer": </w:t>
+      </w:r>
+      <w:r>
+        <w:rPr w:rFonts="맑은 고딕">
+          <w:rFonts w:ascii="맑은 고딕" w:hAnsi="맑은 고딕" w:eastAsia="맑은 고딕"/>
+          <w:b w:val="0"/>
+          <w:sz w:val="21"/>
+        </w:rPr>
+        <w:t>태엽 오르골이 춤추듯 가볍게 튀어 오르는 스타카토 타건과 경쾌한 멜로디가 순수한 기쁨을 선사하는 음반의 백미이자 불멸의 명곡입니다.</w:t>
+      </w:r>
+    </w:p>
+    <w:p>
+      <w:pPr>
+        <w:spacing w:line="324" w:lineRule="auto" w:after="80"/>
+      </w:pPr>
+      <w:r>
+        <w:rPr w:rFonts="맑은 고딕">
+          <w:rFonts w:ascii="맑은 고딕" w:hAnsi="맑은 고딕" w:eastAsia="맑은 고딕"/>
+          <w:b w:val="0"/>
+          <w:color w:val="6B7280"/>
+          <w:sz w:val="21"/>
+        </w:rPr>
+        <w:t xml:space="preserve">· </w:t>
+      </w:r>
+      <w:r>
+        <w:rPr w:rFonts="맑은 고딕">
+          <w:rFonts w:ascii="맑은 고딕" w:hAnsi="맑은 고딕" w:eastAsia="맑은 고딕"/>
+          <w:b/>
+          <w:color w:val="1F2937"/>
+          <w:sz w:val="21"/>
+        </w:rPr>
+        <w:t xml:space="preserve">"The Poet and I": </w:t>
+      </w:r>
+      <w:r>
+        <w:rPr w:rFonts="맑은 고딕">
+          <w:rFonts w:ascii="맑은 고딕" w:hAnsi="맑은 고딕" w:eastAsia="맑은 고딕"/>
+          <w:b w:val="0"/>
+          <w:sz w:val="21"/>
+        </w:rPr>
+        <w:t>시정(詩情)이 깃든 우아하고 서정적인 피아노 멜로디에 감미로운 오케스트레이션이 어우러져 한 편의 서정시를 감상하는 듯한 깊은 낭만을 전합니다.</w:t>
+      </w:r>
+    </w:p>
+    <w:p>
+      <w:pPr>
+        <w:spacing w:line="324" w:lineRule="auto" w:after="80"/>
+      </w:pPr>
+      <w:r>
+        <w:rPr w:rFonts="맑은 고딕">
+          <w:rFonts w:ascii="맑은 고딕" w:hAnsi="맑은 고딕" w:eastAsia="맑은 고딕"/>
+          <w:b w:val="0"/>
+          <w:color w:val="6B7280"/>
+          <w:sz w:val="21"/>
+        </w:rPr>
+        <w:t xml:space="preserve">· </w:t>
+      </w:r>
+      <w:r>
+        <w:rPr w:rFonts="맑은 고딕">
+          <w:rFonts w:ascii="맑은 고딕" w:hAnsi="맑은 고딕" w:eastAsia="맑은 고딕"/>
+          <w:b/>
+          <w:color w:val="1F2937"/>
+          <w:sz w:val="21"/>
+        </w:rPr>
+        <w:t xml:space="preserve">"Peter Piper": </w:t>
+      </w:r>
+      <w:r>
+        <w:rPr w:rFonts="맑은 고딕">
+          <w:rFonts w:ascii="맑은 고딕" w:hAnsi="맑은 고딕" w:eastAsia="맑은 고딕"/>
+          <w:b w:val="0"/>
+          <w:sz w:val="21"/>
+        </w:rPr>
+        <w:t>동요처럼 친근한 리듬감과 통통 튀는 밝은 터치가 듣는 이의 마음을 단숨에 무구한 동심의 세계로 인도하는 매력적인 소품입니다.</w:t>
+      </w:r>
+    </w:p>
+    <w:p>
+      <w:pPr>
+        <w:spacing w:line="324" w:lineRule="auto" w:after="80"/>
+      </w:pPr>
+      <w:r>
+        <w:rPr w:rFonts="맑은 고딕">
+          <w:rFonts w:ascii="맑은 고딕" w:hAnsi="맑은 고딕" w:eastAsia="맑은 고딕"/>
+          <w:b w:val="0"/>
+          <w:color w:val="6B7280"/>
+          <w:sz w:val="21"/>
+        </w:rPr>
+        <w:t xml:space="preserve">· </w:t>
+      </w:r>
+      <w:r>
+        <w:rPr w:rFonts="맑은 고딕">
+          <w:rFonts w:ascii="맑은 고딕" w:hAnsi="맑은 고딕" w:eastAsia="맑은 고딕"/>
+          <w:b/>
+          <w:color w:val="1F2937"/>
+          <w:sz w:val="21"/>
+        </w:rPr>
+        <w:t xml:space="preserve">빈티지 감상 제언: </w:t>
+      </w:r>
+      <w:r>
+        <w:rPr w:rFonts="맑은 고딕">
+          <w:rFonts w:ascii="맑은 고딕" w:hAnsi="맑은 고딕" w:eastAsia="맑은 고딕"/>
+          <w:b w:val="0"/>
+          <w:sz w:val="21"/>
+        </w:rPr>
+        <w:t>디지털 음원의 매끈함보다는 LP 특유의 미세한 표면 잡음과 두터운 질감이 더해질 때 '오르골' 특유의 아날로그적 온기가 완벽하게 살아납니다. 진공관 앰프를 통해 전달되는 은은하고 따뜻한 배음과 턴테이블의 바늘 끝에서 피어나는 해머의 타건 울림은, 마치 아늑한 응접실 한구석에서 직접 연주를 듣는 듯한 포근한 공감각적 공간감을 선사합니다.</w:t>
+      </w:r>
+    </w:p>
+    <w:p>
+      <w:pPr>
+        <w:spacing w:line="324" w:lineRule="auto" w:after="80"/>
+      </w:pPr>
+      <w:r>
+        <w:rPr w:rFonts="맑은 고딕">
+          <w:rFonts w:ascii="맑은 고딕" w:hAnsi="맑은 고딕" w:eastAsia="맑은 고딕"/>
+          <w:b w:val="0"/>
+          <w:color w:val="6B7280"/>
+          <w:sz w:val="21"/>
+        </w:rPr>
+        <w:t xml:space="preserve">· </w:t>
+      </w:r>
+      <w:r>
+        <w:rPr w:rFonts="맑은 고딕">
+          <w:rFonts w:ascii="맑은 고딕" w:hAnsi="맑은 고딕" w:eastAsia="맑은 고딕"/>
+          <w:b/>
+          <w:color w:val="1F2937"/>
+          <w:sz w:val="21"/>
+        </w:rPr>
+        <w:t xml:space="preserve">소장 가치: </w:t>
+      </w:r>
+      <w:r>
+        <w:rPr w:rFonts="맑은 고딕">
+          <w:rFonts w:ascii="맑은 고딕" w:hAnsi="맑은 고딕" w:eastAsia="맑은 고딕"/>
+          <w:b w:val="0"/>
+          <w:sz w:val="21"/>
+        </w:rPr>
+        <w:t>바늘을 올리는 순간 공간 전체를 맑고 서정적인 낭만으로 물들이는 강력한 힘을 지닌 바이닐입니다. 팝 연주 음악의 황금기를 대표하는 상징성은 물론, 세월이 흘러도 빛바래지 않는 멜로디의 순수성을 LP의 깊은 소리로 온전히 만끽할 수 있다는 점에서 음악 애호가의 컬렉션에 영원히 머물 가치가 충분합니다.</w:t>
+      </w:r>
+    </w:p>
+    <w:p>
+      <w:pPr>
+        <w:spacing w:line="324" w:lineRule="auto" w:after="120" w:before="160"/>
+      </w:pPr>
+      <w:r>
+        <w:rPr w:rFonts="맑은 고딕">
+          <w:rFonts w:ascii="맑은 고딕" w:hAnsi="맑은 고딕" w:eastAsia="맑은 고딕"/>
+          <w:b/>
+          <w:color w:val="4338CA"/>
+          <w:sz w:val="21"/>
+        </w:rPr>
+        <w:t>이 음반을 통해 아련한 어린 시절의 오르골처럼 투명하고 순수한 피아노 선율이 전해주는 감동을 다시 한번 경험해 보시는 것은 어떨까요?</w:t>
       </w:r>
     </w:p>
     <w:sectPr>
       <w:pgSz w:w="12240" w:h="15840"/>
-      <w:pgMar w:top="1440" w:right="1440" w:bottom="1440" w:left="1440" w:header="720" w:footer="720" w:gutter="0"/>
+      <w:pgMar w:top="1152" w:right="1296" w:bottom="1152" w:left="1296" w:header="720" w:footer="720" w:gutter="0"/>
       <w:cols w:space="720"/>
       <w:docGrid w:linePitch="360"/>
     </w:sectPr>

--- a/word_reports/LP_0146_위치_229_Frank Mills_Music Box Dan.docx
+++ b/word_reports/LP_0146_위치_229_Frank Mills_Music Box Dan.docx
@@ -32,7 +32,7 @@
     </w:p>
     <w:p>
       <w:pPr>
-        <w:spacing w:line="324" w:lineRule="auto" w:before="80" w:after="160"/>
+        <w:spacing w:line="324" w:lineRule="auto" w:before="80" w:after="120"/>
       </w:pPr>
       <w:r>
         <w:rPr w:rFonts="맑은 고딕">
@@ -42,13 +42,6 @@
           <w:sz w:val="22"/>
         </w:rPr>
         <w:t xml:space="preserve">[음반 소개] </w:t>
-      </w:r>
-      <w:r>
-        <w:rPr w:rFonts="맑은 고딕">
-          <w:rFonts w:ascii="맑은 고딕" w:hAnsi="맑은 고딕" w:eastAsia="맑은 고딕"/>
-          <w:b w:val="0"/>
-          <w:sz w:val="21"/>
-        </w:rPr>
       </w:r>
     </w:p>
     <w:p>
@@ -61,7 +54,33 @@
           <w:b w:val="0"/>
           <w:sz w:val="21"/>
         </w:rPr>
-        <w:t>프랭크 밀스의 영롱한 타건이 빚어낸 [Music Box Dancer]는 메마른 일상에 동화 같은 순수함과 낭만을 불어넣는 불멸의 팝 연주 음악 클래식입니다. 맑고 투명하게 흩어지는 오르골 소리를 닮은 피아노 선율은 세대와 장르의 경계를 넘어 전 세계인의 마음속에 서정적인 노스탤지어를 아로새겼습니다. 소박하지만 결코 가볍지 않은 음악적 품격으로 당대 경음악의 정점을 보여준 이 음반은, 시대를 초월하여 우리의 가장 아름다웠던 시절의 기억을 조용히 소환해 냅니다.</w:t>
+        <w:t>디스코의 열풍과 펑크 록의 반항이 교차하던 1970년대 후반의 팝 음악계에, 맑고 청아한 피아노 선율 하나로 전 세계인의 마음을 일순간에 무장 해제시킨 기적 같은 음반이 존재합니다. 캐나다 출신의 피아니스트이자 작곡가 프랭크 밀스(Frank Mills)가 빚어낸 [Music Box Dancer]는 화려한 전자음과 자극적인 비트의 틈바구니 속에서 순수한 어쿠스틱 선율의 서정성이 지닌 영원한 힘을 증명한 명반입니다. 본래 정규 음반의 B사이드 끝자락에 조용히 자리 잡고 있었던 이 곡은, 한 라디오 DJ의 우연한 선곡을 계기로 대중의 폭발적인 사랑을 이끌어내며 전 세계 차트를 점령하는 드라마틱한 역사를 써 내려갔습니다.</w:t>
+      </w:r>
+    </w:p>
+    <w:p>
+      <w:pPr>
+        <w:spacing w:line="324" w:lineRule="auto" w:after="120"/>
+      </w:pPr>
+      <w:r>
+        <w:rPr w:rFonts="맑은 고딕">
+          <w:rFonts w:ascii="맑은 고딕" w:hAnsi="맑은 고딕" w:eastAsia="맑은 고딕"/>
+          <w:b w:val="0"/>
+          <w:sz w:val="21"/>
+        </w:rPr>
+        <w:t>이 앨범에서 프랭크 밀스가 추구한 예술적 미학은 명징합니다. 클래식 피아노의 엄격한 기교미에 기대기보다는, 어린 시절 태엽을 감아 울리던 오르골의 아련한 기억처럼 가장 단순하고도 투명한 멜로디로 청자의 영혼을 어루만지는 것입니다. 그의 손끝에서 태어난 선율들은 기교적 과시를 배제한 채, 맑은 시냇물처럼 유려하게 흐르며 듣는 이로 하여금 잊고 지냈던 유년의 순수와 낭만적 노스탤지어를 환기합니다. 피아노 건반 위에서 가볍게 회전하는 무희의 발끝처럼, 그의 음악은 경쾌함 속에 은은한 페이소스(Pathos)를 품고 있어 세대를 초월한 깊은 울림을 자아냅니다.</w:t>
+      </w:r>
+    </w:p>
+    <w:p>
+      <w:pPr>
+        <w:spacing w:line="324" w:lineRule="auto" w:after="120"/>
+      </w:pPr>
+      <w:r>
+        <w:rPr w:rFonts="맑은 고딕">
+          <w:rFonts w:ascii="맑은 고딕" w:hAnsi="맑은 고딕" w:eastAsia="맑은 고딕"/>
+          <w:b w:val="0"/>
+          <w:sz w:val="21"/>
+        </w:rPr>
+        <w:t>세월이 반세기에 가깝게 흐른 오늘날에도 이 음반이 전해주는 온기는 조금도 바래지 않았습니다. [Music Box Dancer]는 상업적 성공을 넘어, 격동의 시대를 살아가던 현대인들에게 마음의 쉼터가 되어준 ‘일상의 클래식’이자 이지 리스닝(Easy Listening) 팝 역사에 찬란히 빛나는 이정표입니다. 아날로그 그루브를 따라 울려 퍼지는 그의 피아노 타건은 메마른 현대인의 감성에 따스한 봄볕을 비추듯 변함없는 감동의 파문을 일으키며, 서정적 선율이 지닌 불멸의 가치를 오롯이 웅변하고 있습니다.</w:t>
       </w:r>
     </w:p>
     <w:p>
@@ -168,7 +187,7 @@
           <w:b w:val="0"/>
           <w:sz w:val="21"/>
         </w:rPr>
-        <w:t>1974년 앨범 [The Poet and I]의 수록곡으로 출발했으나 뒤늦게 전 세계적인 라디오 전파를 타며 폭발적 반향을 일으키자, 1978년 메이저 레이블 폴리도르(Polydor)를 통해 타이틀을 전면에 내세워 정식 재발매된 기념비적 팝 연주 음반입니다.</w:t>
+        <w:t>본래 1974년 앨범 [The Poet and I]에 수록되었으나, 1978년 싱글의 전 세계적인 역주행 히트에 힘입어 1979년 폴리그램/폴리도르(Polydor) 레이블을 통해 전 세계에 동명의 타이틀로 재발매된 기념비적 앨범입니다.</w:t>
       </w:r>
     </w:p>
     <w:p>
@@ -199,7 +218,7 @@
           <w:b w:val="0"/>
           <w:sz w:val="21"/>
         </w:rPr>
-        <w:t>타이틀곡의 전 세계적인 히트에 힘입어 미국 빌보드 앨범 차트 상위권에 오르고 RIAA 골드 및 플래티넘 인증을 획득했으며, 밀리언셀러를 넘어 전 세계적으로 수백만 장의 판매고를 올리며 연주 음반으로서는 이례적인 대중적 흥행을 기록했습니다.</w:t>
+        <w:t>타이틀곡 'Music Box Dancer'가 미국 빌보드 핫 100 차트 3위, 어덜트 컨템포러리 차트 1위에 올랐으며, 연주곡으로서는 극히 이례적으로 밀리언셀러를 기록하며 전 세계적으로 수백만 장 이상의 LP 판매고를 올렸습니다.</w:t>
       </w:r>
     </w:p>
     <w:p>
@@ -230,7 +249,7 @@
           <w:b w:val="0"/>
           <w:sz w:val="21"/>
         </w:rPr>
-        <w:t>1980년 캐나다의 권위 있는 주노상(Juno Awards)에서 '올해의 연주자(Instrumentalist of the Year)'와 '올해의 작곡가(Composer of the Year)' 부문을 수상하였으며, 제22회 미국 그래미 어워드 '최우수 팝 연주곡' 부문에 노미네이트되어 대중성과 음악성을 공히 인정받았습니다.</w:t>
+        <w:t>1980년 캐나다의 권위 있는 '주노상(Juno Awards)'에서 '올해의 기악 연주자상(Instrumentalist of the Year)'과 '올해의 작곡가상(Composer of the Year)'을 수상하였으며, 그래미 어워드 후보에 오르며 대중성과 음악성을 동시에 공인받았습니다.</w:t>
       </w:r>
     </w:p>
     <w:p>
@@ -337,7 +356,7 @@
           <w:b w:val="0"/>
           <w:sz w:val="21"/>
         </w:rPr>
-        <w:t>솔로 (전 The Bells 멤버)</w:t>
+        <w:t>솔로 (1970년대 초 팝 그룹 'The Bells'의 피아니스트로 활동 후 솔로 전향)</w:t>
       </w:r>
     </w:p>
     <w:p>
@@ -368,7 +387,7 @@
           <w:b w:val="0"/>
           <w:sz w:val="21"/>
         </w:rPr>
-        <w:t>팝 그룹 '더 벨스(The Bells)'의 건반 연주자로 음악 경력을 시작한 프랭크 밀스는 솔로 전향 후 피아노를 중심으로 한 감성적인 이지리스닝 사운드를 완성해 냈습니다. 클래식에 기반을 둔 정갈한 터치와 대중의 감성을 포근하게 감싸 안는 멜로디 감각을 결합하여, 20세기 후반 팝 인스트루멘털 역사에 독보적인 족적을 남긴 거장입니다.</w:t>
+        <w:t>프랭크 밀스는 클래식 음악 교육을 기반으로 대중 친화적인 멜로디를 직조해 낸 캐나다 최고의 팝 피아니스트이자 작곡가입니다. 과도한 편곡을 배제하고 건반 본연의 맑은 터치와 서정적인 멜로디 메이킹으로 1970~80년대 이지 리스닝 및 컨템포러리 팝 연주 음악계의 한 획을 그은 거장입니다.</w:t>
       </w:r>
     </w:p>
     <w:p>
@@ -413,7 +432,7 @@
           <w:b w:val="0"/>
           <w:sz w:val="21"/>
         </w:rPr>
-        <w:t>신시사이저와 디스코 사운드가 지배적이던 1970년대 후반, 피아노라는 어쿠스틱 악기 본연의 맑은 울림만으로 글로벌 팝 차트를 석권한 독보적인 완성도의 앨범입니다. 기교 중심의 난해함 대신 마음을 편안하게 해주는 선율의 힘을 증명하며, 피아노 팝 연주곡이 대중문화의 중심에 설 수 있음을 입증한 음악사적 이정표입니다.</w:t>
+        <w:t>1970년대 후반 디스코 열풍이 정점에 달했던 팝 음악사에서 순수 피아노 경음악으로 빌보드 최상위권을 강타한 기념비적인 음반입니다. 팝과 클래식의 경계를 허물며 폴 모리아, 리차드 클레이더만과 함께 팝 인스트루멘털(Instrumental) 음악의 르네상스를 견인한 마스터피스로 평가받습니다.</w:t>
       </w:r>
     </w:p>
     <w:p>
@@ -444,7 +463,7 @@
           <w:b w:val="0"/>
           <w:sz w:val="21"/>
         </w:rPr>
-        <w:t>원래 싱글의 B사이드에 수록되어 묻힐 뻔했던 곡이 방송사 라디오 DJ의 우연한 온에어로 인해 전 세계 청취자들의 열화와 같은 요청을 받으며 역주행 신화를 쓴 드라마틱한 배경을 지니고 있습니다. 1970~80년대 국내외 라디오 시대를 관통하며 시그널 뮤직과 일상의 배경음악으로 청춘들의 곁을 지켰고, 급격한 도시화 속에서 순수함을 갈망하던 세대에게 따스한 동화적 쉼터를 제공했습니다.</w:t>
+        <w:t>1970~80년대 라디오 시그널 송, 백화점과 찻집의 배경음악, 청춘들의 통화 연결음과 졸업식 축가 등으로 널리 쓰이며 당대 대중의 일상과 가장 밀접하게 호흡했던 시대의 낭만적 배경음악입니다.</w:t>
       </w:r>
     </w:p>
     <w:p>
@@ -511,7 +530,7 @@
           <w:color w:val="1F2937"/>
           <w:sz w:val="21"/>
         </w:rPr>
-        <w:t xml:space="preserve">"Music Box Dancer": </w:t>
+        <w:t xml:space="preserve">'Music Box Dancer': </w:t>
       </w:r>
       <w:r>
         <w:rPr w:rFonts="맑은 고딕">
@@ -519,7 +538,7 @@
           <w:b w:val="0"/>
           <w:sz w:val="21"/>
         </w:rPr>
-        <w:t>태엽 오르골이 춤추듯 가볍게 튀어 오르는 스타카토 타건과 경쾌한 멜로디가 순수한 기쁨을 선사하는 음반의 백미이자 불멸의 명곡입니다.</w:t>
+        <w:t>태엽 인형이 춤을 추듯 낭만적이고 경쾌한 피아노 리프와 점층적으로 풍성해지는 오케스트레이션이 완벽한 조화를 이루는 불후의 명곡입니다.</w:t>
       </w:r>
     </w:p>
     <w:p>
@@ -542,7 +561,7 @@
           <w:color w:val="1F2937"/>
           <w:sz w:val="21"/>
         </w:rPr>
-        <w:t xml:space="preserve">"The Poet and I": </w:t>
+        <w:t xml:space="preserve">'The Poet and I': </w:t>
       </w:r>
       <w:r>
         <w:rPr w:rFonts="맑은 고딕">
@@ -550,7 +569,7 @@
           <w:b w:val="0"/>
           <w:sz w:val="21"/>
         </w:rPr>
-        <w:t>시정(詩情)이 깃든 우아하고 서정적인 피아노 멜로디에 감미로운 오케스트레이션이 어우러져 한 편의 서정시를 감상하는 듯한 깊은 낭만을 전합니다.</w:t>
+        <w:t>프랭크 밀스 특유의 서정미와 문학적 감수성이 짙게 밴 곡으로, 우수에 찬 피아노 독주가 가슴을 적십니다.</w:t>
       </w:r>
     </w:p>
     <w:p>
@@ -573,7 +592,7 @@
           <w:color w:val="1F2937"/>
           <w:sz w:val="21"/>
         </w:rPr>
-        <w:t xml:space="preserve">"Peter Piper": </w:t>
+        <w:t xml:space="preserve">'Spanish Coffee': </w:t>
       </w:r>
       <w:r>
         <w:rPr w:rFonts="맑은 고딕">
@@ -581,7 +600,7 @@
           <w:b w:val="0"/>
           <w:sz w:val="21"/>
         </w:rPr>
-        <w:t>동요처럼 친근한 리듬감과 통통 튀는 밝은 터치가 듣는 이의 마음을 단숨에 무구한 동심의 세계로 인도하는 매력적인 소품입니다.</w:t>
+        <w:t>플라멩코 풍의 열정과 이국적인 정취를 피아노 아르페지오로 우아하게 승화시킨 숨은 백미입니다.</w:t>
       </w:r>
     </w:p>
     <w:p>
@@ -612,7 +631,7 @@
           <w:b w:val="0"/>
           <w:sz w:val="21"/>
         </w:rPr>
-        <w:t>디지털 음원의 매끈함보다는 LP 특유의 미세한 표면 잡음과 두터운 질감이 더해질 때 '오르골' 특유의 아날로그적 온기가 완벽하게 살아납니다. 진공관 앰프를 통해 전달되는 은은하고 따뜻한 배음과 턴테이블의 바늘 끝에서 피어나는 해머의 타건 울림은, 마치 아늑한 응접실 한구석에서 직접 연주를 듣는 듯한 포근한 공감각적 공간감을 선사합니다.</w:t>
+        <w:t>턴테이블 카트리지가 바이닐의 소릿골을 스칠 때 발생하는 미세한 아날로그 온기는 디지털 음원이 결코 흉내 낼 수 없는 피아노의 타건 질감을 극대화합니다. 진공관 앰프를 통해 배음이 풍성한 스피커로 감상할 때, 고음부의 오르골 음색은 수정처럼 영롱하게 빛나고 중저역의 오케스트라는 포근하게 감싸 안는 공간감을 연출합니다.</w:t>
       </w:r>
     </w:p>
     <w:p>
@@ -643,7 +662,7 @@
           <w:b w:val="0"/>
           <w:sz w:val="21"/>
         </w:rPr>
-        <w:t>바늘을 올리는 순간 공간 전체를 맑고 서정적인 낭만으로 물들이는 강력한 힘을 지닌 바이닐입니다. 팝 연주 음악의 황금기를 대표하는 상징성은 물론, 세월이 흘러도 빛바래지 않는 멜로디의 순수성을 LP의 깊은 소리로 온전히 만끽할 수 있다는 점에서 음악 애호가의 컬렉션에 영원히 머물 가치가 충분합니다.</w:t>
+        <w:t>LP 시대의 가장 아름다운 연주곡 앨범 중 하나로, 재킷을 장식한 앤티크한 무드와 오리지널 아날로그 마스터링의 따스함을 직접 소유하고 경험할 수 있다는 점에서 바이닐 컬렉터라면 필히 턴테이블 곁에 꽂아두어야 할 영원한 스탠더드 음반입니다.</w:t>
       </w:r>
     </w:p>
     <w:p>
@@ -657,7 +676,7 @@
           <w:color w:val="4338CA"/>
           <w:sz w:val="21"/>
         </w:rPr>
-        <w:t>이 음반을 통해 아련한 어린 시절의 오르골처럼 투명하고 순수한 피아노 선율이 전해주는 감동을 다시 한번 경험해 보시는 것은 어떨까요?</w:t>
+        <w:t>이 음반을 통해 아날로그 바늘 끝에서 피어나는 영롱한 오르골 피아노 선율이 메마른 일상에 건네는 순수하고 따스한 위로의 감동을 다시 한번 경험해 보시는 것은 어떨까요?</w:t>
       </w:r>
     </w:p>
     <w:sectPr>
